--- a/Cours/4eme/Base/Chapitre_11/Documents/Chapitre 11 - Réciproque du théorème de Pythagore (Complet).docx
+++ b/Cours/4eme/Base/Chapitre_11/Documents/Chapitre 11 - Réciproque du théorème de Pythagore (Complet).docx
@@ -95,7 +95,6 @@
         <w:t xml:space="preserve">Cette activité est une séance à faire grâce au logiciel </w:t>
       </w:r>
       <w:hyperlink r:id="rId9" w:tgtFrame="_blank" w:history="1">
-        <w:proofErr w:type="spellStart"/>
         <w:r>
           <w:rPr>
             <w:rFonts w:eastAsia="Times New Roman" w:cs="Times New Roman"/>
@@ -105,7 +104,6 @@
           </w:rPr>
           <w:t>Géogebra</w:t>
         </w:r>
-        <w:proofErr w:type="spellEnd"/>
       </w:hyperlink>
       <w:r>
         <w:rPr>
@@ -548,20 +546,11 @@
               </w:rPr>
             </w:pPr>
             <w:r>
-              <w:t xml:space="preserve">2. </w:t>
-            </w:r>
-            <w:r>
-              <w:t>Construire un carré sur chaque côté de ton triangle à l'aide de l'outil polygone régulier.</w:t>
+              <w:t>2. Construire un carré sur chaque côté de ton triangle à l'aide de l'outil polygone régulier.</w:t>
             </w:r>
             <w:r>
               <w:br/>
-              <w:t xml:space="preserve">Pour que les carrés soient bien vers l'extérieur, il faut parcourir les points du triangle dans le sens </w:t>
-            </w:r>
-            <w:r>
-              <w:t>des aiguilles</w:t>
-            </w:r>
-            <w:r>
-              <w:t xml:space="preserve"> d'une montre.</w:t>
+              <w:t>Pour que les carrés soient bien vers l'extérieur, il faut parcourir les points du triangle dans le sens des aiguilles d'une montre.</w:t>
             </w:r>
           </w:p>
         </w:tc>
@@ -664,13 +653,7 @@
               </w:rPr>
             </w:pPr>
             <w:r>
-              <w:t xml:space="preserve">3. </w:t>
-            </w:r>
-            <w:r>
-              <w:t>Faire ensuite afficher l'angle</w:t>
-            </w:r>
-            <w:r>
-              <w:t xml:space="preserve"> </w:t>
+              <w:t xml:space="preserve">3. Faire ensuite afficher l'angle </w:t>
             </w:r>
             <m:oMath>
               <m:acc>
@@ -3840,6 +3823,7 @@
       <w:r>
         <w:rPr>
           <w:rFonts w:eastAsia="Times New Roman" w:cs="Times New Roman"/>
+          <w:noProof/>
           <w:lang w:eastAsia="fr-FR"/>
         </w:rPr>
         <w:drawing>
@@ -4009,16 +3993,7 @@
                     <w:szCs w:val="24"/>
                     <w:lang w:eastAsia="fr-FR"/>
                   </w:rPr>
-                  <m:t>BC²</m:t>
-                </m:r>
-                <m:r>
-                  <w:rPr>
-                    <w:rFonts w:ascii="Cambria Math" w:eastAsia="Times New Roman" w:hAnsi="Cambria Math" w:cs="Times New Roman"/>
-                    <w:sz w:val="24"/>
-                    <w:szCs w:val="24"/>
-                    <w:lang w:eastAsia="fr-FR"/>
-                  </w:rPr>
-                  <m:t>=</m:t>
+                  <m:t>BC²=</m:t>
                 </m:r>
                 <m:sSup>
                   <m:sSupPr>
@@ -4545,14 +4520,7 @@
           <w:rFonts w:eastAsia="Times New Roman" w:cs="Times New Roman"/>
           <w:lang w:eastAsia="fr-FR"/>
         </w:rPr>
-        <w:t>Donc</w:t>
-      </w:r>
-      <w:r>
-        <w:rPr>
-          <w:rFonts w:eastAsia="Times New Roman" w:cs="Times New Roman"/>
-          <w:lang w:eastAsia="fr-FR"/>
-        </w:rPr>
-        <w:t xml:space="preserve"> </w:t>
+        <w:t xml:space="preserve">Donc </w:t>
       </w:r>
       <m:oMath>
         <m:r>
@@ -4773,7 +4741,7 @@
                                 <w:sz w:val="20"/>
                                 <w:szCs w:val="20"/>
                               </w:rPr>
-                              <w:t>(contraposée de la réciproque du théorème de Pythagore)</w:t>
+                              <w:t>(contraposée du théorème de Pythagore)</w:t>
                             </w:r>
                           </w:p>
                           <w:p>
@@ -4926,7 +4894,11 @@
           </mc:Choice>
           <mc:Fallback>
             <w:pict>
-              <v:shape w14:anchorId="54C4D80C" id="_x0000_s1028" type="#_x0000_t202" style="width:490.4pt;height:68.15pt;visibility:visible;mso-wrap-style:square;mso-left-percent:-10001;mso-top-percent:-10001;mso-position-horizontal:absolute;mso-position-horizontal-relative:char;mso-position-vertical:absolute;mso-position-vertical-relative:line;mso-left-percent:-10001;mso-top-percent:-10001;v-text-anchor:top" o:gfxdata="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" strokeweight="1pt">
+              <v:shapetype w14:anchorId="54C4D80C" id="_x0000_t202" coordsize="21600,21600" o:spt="202" path="m,l,21600r21600,l21600,xe">
+                <v:stroke joinstyle="miter"/>
+                <v:path gradientshapeok="t" o:connecttype="rect"/>
+              </v:shapetype>
+              <v:shape id="_x0000_s1028" type="#_x0000_t202" style="width:490.4pt;height:68.15pt;visibility:visible;mso-wrap-style:square;mso-left-percent:-10001;mso-top-percent:-10001;mso-position-horizontal:absolute;mso-position-horizontal-relative:char;mso-position-vertical:absolute;mso-position-vertical-relative:line;mso-left-percent:-10001;mso-top-percent:-10001;v-text-anchor:top" o:gfxdata="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" strokeweight="1pt">
                 <v:stroke linestyle="thinThin"/>
                 <v:shadow on="t" color="#d8d8d8 [2732]" origin=".5,.5" offset="-1.24725mm,-1.24725mm"/>
                 <v:textbox>
@@ -4964,7 +4936,7 @@
                           <w:sz w:val="20"/>
                           <w:szCs w:val="20"/>
                         </w:rPr>
-                        <w:t>(contraposée de la réciproque du théorème de Pythagore)</w:t>
+                        <w:t>(contraposée du théorème de Pythagore)</w:t>
                       </w:r>
                     </w:p>
                     <w:p>
@@ -5732,16 +5704,7 @@
                     <w:szCs w:val="24"/>
                     <w:lang w:eastAsia="fr-FR"/>
                   </w:rPr>
-                  <m:t>BC²</m:t>
-                </m:r>
-                <m:r>
-                  <w:rPr>
-                    <w:rFonts w:ascii="Cambria Math" w:eastAsia="Times New Roman" w:hAnsi="Cambria Math" w:cs="Times New Roman"/>
-                    <w:sz w:val="24"/>
-                    <w:szCs w:val="24"/>
-                    <w:lang w:eastAsia="fr-FR"/>
-                  </w:rPr>
-                  <m:t>=</m:t>
+                  <m:t>BC²=</m:t>
                 </m:r>
                 <m:sSup>
                   <m:sSupPr>
@@ -5800,16 +5763,7 @@
                     <w:szCs w:val="24"/>
                     <w:lang w:eastAsia="fr-FR"/>
                   </w:rPr>
-                  <m:t>BC²=</m:t>
-                </m:r>
-                <m:r>
-                  <w:rPr>
-                    <w:rFonts w:ascii="Cambria Math" w:eastAsia="Times New Roman" w:hAnsi="Cambria Math" w:cs="Times New Roman"/>
-                    <w:sz w:val="24"/>
-                    <w:szCs w:val="24"/>
-                    <w:lang w:eastAsia="fr-FR"/>
-                  </w:rPr>
-                  <m:t>36</m:t>
+                  <m:t>BC²=36</m:t>
                 </m:r>
               </m:oMath>
             </m:oMathPara>
@@ -6115,16 +6069,7 @@
                     <w:szCs w:val="24"/>
                     <w:lang w:eastAsia="fr-FR"/>
                   </w:rPr>
-                  <m:t>=25+</m:t>
-                </m:r>
-                <m:r>
-                  <w:rPr>
-                    <w:rFonts w:ascii="Cambria Math" w:eastAsia="Times New Roman" w:hAnsi="Cambria Math" w:cs="Times New Roman"/>
-                    <w:sz w:val="24"/>
-                    <w:szCs w:val="24"/>
-                    <w:lang w:eastAsia="fr-FR"/>
-                  </w:rPr>
-                  <m:t>9</m:t>
+                  <m:t>=25+9</m:t>
                 </m:r>
               </m:oMath>
             </m:oMathPara>
@@ -6235,16 +6180,7 @@
                     <w:szCs w:val="24"/>
                     <w:lang w:eastAsia="fr-FR"/>
                   </w:rPr>
-                  <m:t>=</m:t>
-                </m:r>
-                <m:r>
-                  <w:rPr>
-                    <w:rFonts w:ascii="Cambria Math" w:eastAsia="Times New Roman" w:hAnsi="Cambria Math" w:cs="Times New Roman"/>
-                    <w:sz w:val="24"/>
-                    <w:szCs w:val="24"/>
-                    <w:lang w:eastAsia="fr-FR"/>
-                  </w:rPr>
-                  <m:t>34</m:t>
+                  <m:t>=34</m:t>
                 </m:r>
               </m:oMath>
             </m:oMathPara>
@@ -6338,14 +6274,7 @@
             <w:rFonts w:ascii="Cambria Math" w:eastAsia="Times New Roman" w:hAnsi="Cambria Math" w:cs="Times New Roman"/>
             <w:lang w:eastAsia="fr-FR"/>
           </w:rPr>
-          <m:t xml:space="preserve">ne </m:t>
-        </m:r>
-        <m:r>
-          <w:rPr>
-            <w:rFonts w:ascii="Cambria Math" w:eastAsia="Times New Roman" w:hAnsi="Cambria Math" w:cs="Times New Roman"/>
-            <w:lang w:eastAsia="fr-FR"/>
-          </w:rPr>
-          <m:t>A</m:t>
+          <m:t>ne A</m:t>
         </m:r>
         <m:sSup>
           <m:sSupPr>
